--- a/tarefas/Tarefa_1_Estatistica_Descritiva.docx
+++ b/tarefas/Tarefa_1_Estatistica_Descritiva.docx
@@ -49,7 +49,7 @@
                 <w:sz w:val="18"/>
                 <w:lang w:val="pt-BR"/>
               </w:rPr>
-              <w:t xml:space="preserve">   |   ATIVIDADE INDIVIDUAL </w:t>
+              <w:t xml:space="preserve">  </w:t>
             </w:r>
           </w:p>
         </w:tc>
@@ -250,8 +250,13 @@
       </w:r>
       <w:proofErr w:type="spellEnd"/>
       <w:r>
-        <w:t xml:space="preserve"> demonstrar</w:t>
+        <w:t xml:space="preserve"> </w:t>
       </w:r>
+      <w:proofErr w:type="spellStart"/>
+      <w:r>
+        <w:t>demonstrar</w:t>
+      </w:r>
+      <w:proofErr w:type="spellEnd"/>
     </w:p>
     <w:p>
       <w:pPr>
@@ -467,7 +472,15 @@
       </w:r>
       <w:proofErr w:type="spellEnd"/>
       <w:r>
-        <w:t xml:space="preserve"> números comparáveis ao gabarito.</w:t>
+        <w:t xml:space="preserve"> </w:t>
+      </w:r>
+      <w:proofErr w:type="spellStart"/>
+      <w:r>
+        <w:t>números</w:t>
+      </w:r>
+      <w:proofErr w:type="spellEnd"/>
+      <w:r>
+        <w:t xml:space="preserve"> comparáveis ao gabarito.</w:t>
       </w:r>
     </w:p>
     <w:p>
@@ -627,6 +640,9 @@
           <w:p>
             <w:pPr>
               <w:spacing w:after="0"/>
+              <w:rPr>
+                <w:lang w:val="pt-BR"/>
+              </w:rPr>
             </w:pPr>
             <w:r>
               <w:rPr>
@@ -651,12 +667,16 @@
     <w:p>
       <w:pPr>
         <w:pStyle w:val="Ttulo1"/>
+        <w:rPr>
+          <w:lang w:val="pt-BR"/>
+        </w:rPr>
       </w:pPr>
-      <w:proofErr w:type="spellStart"/>
       <w:r>
+        <w:rPr>
+          <w:lang w:val="pt-BR"/>
+        </w:rPr>
         <w:t>Enunciado</w:t>
       </w:r>
-      <w:proofErr w:type="spellEnd"/>
     </w:p>
     <w:p>
       <w:pPr>
@@ -1124,7 +1144,31 @@
       </w:r>
       <w:proofErr w:type="spellEnd"/>
       <w:r>
-        <w:t>, PhysHlth, MentHlth, HighBP e Diabetes_binary.</w:t>
+        <w:t xml:space="preserve">, </w:t>
+      </w:r>
+      <w:proofErr w:type="spellStart"/>
+      <w:r>
+        <w:t>PhysHlth</w:t>
+      </w:r>
+      <w:proofErr w:type="spellEnd"/>
+      <w:r>
+        <w:t xml:space="preserve">, </w:t>
+      </w:r>
+      <w:proofErr w:type="spellStart"/>
+      <w:r>
+        <w:t>MentHlth</w:t>
+      </w:r>
+      <w:proofErr w:type="spellEnd"/>
+      <w:r>
+        <w:t xml:space="preserve">, </w:t>
+      </w:r>
+      <w:proofErr w:type="spellStart"/>
+      <w:r>
+        <w:t>HighBP</w:t>
+      </w:r>
+      <w:proofErr w:type="spellEnd"/>
+      <w:r>
+        <w:t xml:space="preserve"> e Diabetes_binary.</w:t>
       </w:r>
     </w:p>
     <w:p>
